--- a/mokun3/2fin/word/m3s2_L5_check_exam.docx
+++ b/mokun3/2fin/word/m3s2_L5_check_exam.docx
@@ -374,7 +374,17 @@
           <w:sz w:val="18"/>
           <w:u w:val="none"/>
         </w:rPr>
-        <w:t xml:space="preserve"> to have an open structure. ㉑( makes / this structure / it / possible / for outside air / to move / possibly ) </w:t>
+        <w:t xml:space="preserve"> to have an open structure. ㉑</w:t>
+      </w:r>
+      <w:r>
+        <w:rPr>
+          <w:rFonts w:ascii="맑은 고딕" w:hAnsi="맑은 고딕" w:eastAsia="맑은 고딕"/>
+          <w:b w:val="0"/>
+          <w:i w:val="0"/>
+          <w:sz w:val="18"/>
+          <w:u w:val="none"/>
+        </w:rPr>
+        <w:t xml:space="preserve">( it / possibly / this structure / possible / to move / makes / for outside air ) </w:t>
       </w:r>
       <w:r>
         <w:rPr>
@@ -1763,7 +1773,17 @@
           <w:sz w:val="18"/>
           <w:u w:val="none"/>
         </w:rPr>
-        <w:t>㉑( makes / this structure / it / possible / for outside air / to move / possibly ) throughout a building.</w:t>
+        <w:t>㉑</w:t>
+      </w:r>
+      <w:r>
+        <w:rPr>
+          <w:rFonts w:ascii="맑은 고딕" w:hAnsi="맑은 고딕" w:eastAsia="맑은 고딕"/>
+          <w:b w:val="0"/>
+          <w:i w:val="0"/>
+          <w:sz w:val="18"/>
+          <w:u w:val="none"/>
+        </w:rPr>
+        <w:t>( it / possibly / this structure / possible / to move / makes / for outside air ) throughout a building.</w:t>
       </w:r>
     </w:p>
     <w:p>
@@ -3633,7 +3653,17 @@
           <w:sz w:val="18"/>
           <w:u w:val="none"/>
         </w:rPr>
-        <w:t>〈보기〉 ( most buildings / need / air conditioning / which / uses / a lot of energy / and / contributes / contribute / to climate change )</w:t>
+        <w:t xml:space="preserve">〈보기〉 </w:t>
+      </w:r>
+      <w:r>
+        <w:rPr>
+          <w:rFonts w:ascii="맑은 고딕" w:hAnsi="맑은 고딕" w:eastAsia="맑은 고딕"/>
+          <w:b w:val="0"/>
+          <w:i w:val="0"/>
+          <w:sz w:val="18"/>
+          <w:u w:val="none"/>
+        </w:rPr>
+        <w:t>( which / contributes / need / to climate change / and / contribute / a lot of energy / air conditioning / most buildings / uses )</w:t>
       </w:r>
       <w:r>
         <w:br/>
@@ -5380,7 +5410,17 @@
           <w:sz w:val="18"/>
           <w:u w:val="none"/>
         </w:rPr>
-        <w:t>〈보기〉 ( if / people / realize / how rich / sea life / is / they / will / understand / how important / it / that / is / to save / the sea )</w:t>
+        <w:t xml:space="preserve">〈보기〉 </w:t>
+      </w:r>
+      <w:r>
+        <w:rPr>
+          <w:rFonts w:ascii="맑은 고딕" w:hAnsi="맑은 고딕" w:eastAsia="맑은 고딕"/>
+          <w:b w:val="0"/>
+          <w:i w:val="0"/>
+          <w:sz w:val="18"/>
+          <w:u w:val="none"/>
+        </w:rPr>
+        <w:t>( that / realize / is / understand / people / they / how important / is / the sea / how rich / it / to save / will / sea life / if )</w:t>
       </w:r>
       <w:r>
         <w:br/>
@@ -5536,7 +5576,17 @@
           <w:sz w:val="18"/>
           <w:u w:val="none"/>
         </w:rPr>
-        <w:t>〈보기〉 ( the statues / are made / from / materials / that / what / support / sea life )</w:t>
+        <w:t xml:space="preserve">〈보기〉 </w:t>
+      </w:r>
+      <w:r>
+        <w:rPr>
+          <w:rFonts w:ascii="맑은 고딕" w:hAnsi="맑은 고딕" w:eastAsia="맑은 고딕"/>
+          <w:b w:val="0"/>
+          <w:i w:val="0"/>
+          <w:sz w:val="18"/>
+          <w:u w:val="none"/>
+        </w:rPr>
+        <w:t>( support / that / the statues / what / are made / materials / sea life / from )</w:t>
       </w:r>
       <w:r>
         <w:br/>
@@ -5692,7 +5742,17 @@
           <w:sz w:val="18"/>
           <w:u w:val="none"/>
         </w:rPr>
-        <w:t>〈보기〉 ( eco-friendly buildings / like these / not only / help / helps / protect / the environment / but also / provide / people / with / a good quality of life )</w:t>
+        <w:t xml:space="preserve">〈보기〉 </w:t>
+      </w:r>
+      <w:r>
+        <w:rPr>
+          <w:rFonts w:ascii="맑은 고딕" w:hAnsi="맑은 고딕" w:eastAsia="맑은 고딕"/>
+          <w:b w:val="0"/>
+          <w:i w:val="0"/>
+          <w:sz w:val="18"/>
+          <w:u w:val="none"/>
+        </w:rPr>
+        <w:t>( people / like these / helps / not only / the environment / eco-friendly buildings / a good quality of life / help / provide / with / but also / protect )</w:t>
       </w:r>
       <w:r>
         <w:br/>
@@ -5848,7 +5908,17 @@
           <w:sz w:val="18"/>
           <w:u w:val="none"/>
         </w:rPr>
-        <w:t>〈보기〉 ( one of / the most popular / activities / to do / there / is / looking / looks / at / the area's beautiful sea life / underwater )</w:t>
+        <w:t xml:space="preserve">〈보기〉 </w:t>
+      </w:r>
+      <w:r>
+        <w:rPr>
+          <w:rFonts w:ascii="맑은 고딕" w:hAnsi="맑은 고딕" w:eastAsia="맑은 고딕"/>
+          <w:b w:val="0"/>
+          <w:i w:val="0"/>
+          <w:sz w:val="18"/>
+          <w:u w:val="none"/>
+        </w:rPr>
+        <w:t>( activities / underwater / the most popular / at / there / one of / looks / is / to do / the area's beautiful sea life / looking )</w:t>
       </w:r>
       <w:r>
         <w:br/>
@@ -6004,7 +6074,17 @@
           <w:sz w:val="18"/>
           <w:u w:val="none"/>
         </w:rPr>
-        <w:t>〈보기〉 ( this greenery / provides / shade / and / protects / parts of the building / from / of / direct sunlight )</w:t>
+        <w:t xml:space="preserve">〈보기〉 </w:t>
+      </w:r>
+      <w:r>
+        <w:rPr>
+          <w:rFonts w:ascii="맑은 고딕" w:hAnsi="맑은 고딕" w:eastAsia="맑은 고딕"/>
+          <w:b w:val="0"/>
+          <w:i w:val="0"/>
+          <w:sz w:val="18"/>
+          <w:u w:val="none"/>
+        </w:rPr>
+        <w:t>( from / shade / of / protects / this greenery / and / provides / parts of the building / direct sunlight )</w:t>
       </w:r>
       <w:r>
         <w:br/>

--- a/mokun3/2fin/word/m3s2_L5_check_exam.docx
+++ b/mokun3/2fin/word/m3s2_L5_check_exam.docx
@@ -19,10 +19,10 @@
     </w:p>
     <w:p>
       <w:pPr>
-        <w:spacing w:before="0" w:after="60" w:line="259" w:lineRule="auto"/>
         <w:pBdr>
           <w:bottom w:val="single" w:sz="8" w:space="1" w:color="1F3864"/>
         </w:pBdr>
+        <w:spacing w:before="0" w:after="60" w:line="259" w:lineRule="auto"/>
       </w:pPr>
       <w:r>
         <w:rPr>
@@ -40,8 +40,8 @@
         <w:sectPr>
           <w:pgSz w:w="11906" w:h="16838"/>
           <w:pgMar w:top="680" w:right="794" w:bottom="624" w:left="794" w:header="720" w:footer="720" w:gutter="0"/>
+          <w:cols w:num="1" w:space="360"/>
           <w:docGrid w:linePitch="360"/>
-          <w:cols w:num="1" w:space="360"/>
         </w:sectPr>
       </w:pPr>
     </w:p>
@@ -7175,8 +7175,8 @@
           <w:type w:val="continuous"/>
           <w:pgSz w:w="11906" w:h="16838"/>
           <w:pgMar w:top="680" w:right="794" w:bottom="624" w:left="794" w:header="720" w:footer="720" w:gutter="0"/>
+          <w:cols w:num="2" w:space="360" w:sep="1"/>
           <w:docGrid w:linePitch="360"/>
-          <w:cols w:num="2" w:space="360" w:sep="1"/>
         </w:sectPr>
       </w:pPr>
     </w:p>
@@ -8398,8 +8398,8 @@
     <w:sectPr>
       <w:pgSz w:w="11906" w:h="16838"/>
       <w:pgMar w:top="680" w:right="794" w:bottom="624" w:left="794" w:header="720" w:footer="720" w:gutter="0"/>
+      <w:cols w:num="2" w:space="360" w:sep="1"/>
       <w:docGrid w:linePitch="360"/>
-      <w:cols w:num="2" w:space="360" w:sep="1"/>
     </w:sectPr>
   </w:body>
 </w:document>
